--- a/klagomål/A 22868-2026 FSC-klagomål.docx
+++ b/klagomål/A 22868-2026 FSC-klagomål.docx
@@ -939,7 +939,7 @@
     <w:r>
       <w:tab/>
       <w:tab/>
-      <w:t>2026-06-30</w:t>
+      <w:t>2026-07-01</w:t>
       <w:br/>
       <w:br/>
     </w:r>

--- a/klagomål/A 22868-2026 FSC-klagomål.docx
+++ b/klagomål/A 22868-2026 FSC-klagomål.docx
@@ -939,7 +939,7 @@
     <w:r>
       <w:tab/>
       <w:tab/>
-      <w:t>2026-07-13</w:t>
+      <w:t>2026-07-14</w:t>
       <w:br/>
       <w:br/>
     </w:r>

--- a/klagomål/A 22868-2026 FSC-klagomål.docx
+++ b/klagomål/A 22868-2026 FSC-klagomål.docx
@@ -939,7 +939,7 @@
     <w:r>
       <w:tab/>
       <w:tab/>
-      <w:t>2026-07-14</w:t>
+      <w:t>2026-07-15</w:t>
       <w:br/>
       <w:br/>
     </w:r>

--- a/klagomål/A 22868-2026 FSC-klagomål.docx
+++ b/klagomål/A 22868-2026 FSC-klagomål.docx
@@ -939,7 +939,7 @@
     <w:r>
       <w:tab/>
       <w:tab/>
-      <w:t>2026-07-15</w:t>
+      <w:t>2026-07-16</w:t>
       <w:br/>
       <w:br/>
     </w:r>

--- a/klagomål/A 22868-2026 FSC-klagomål.docx
+++ b/klagomål/A 22868-2026 FSC-klagomål.docx
@@ -939,7 +939,7 @@
     <w:r>
       <w:tab/>
       <w:tab/>
-      <w:t>2026-07-16</w:t>
+      <w:t>2026-07-17</w:t>
       <w:br/>
       <w:br/>
     </w:r>

--- a/klagomål/A 22868-2026 FSC-klagomål.docx
+++ b/klagomål/A 22868-2026 FSC-klagomål.docx
@@ -939,7 +939,7 @@
     <w:r>
       <w:tab/>
       <w:tab/>
-      <w:t>2026-07-17</w:t>
+      <w:t>2026-07-18</w:t>
       <w:br/>
       <w:br/>
     </w:r>

--- a/klagomål/A 22868-2026 FSC-klagomål.docx
+++ b/klagomål/A 22868-2026 FSC-klagomål.docx
@@ -939,7 +939,7 @@
     <w:r>
       <w:tab/>
       <w:tab/>
-      <w:t>2026-07-18</w:t>
+      <w:t>2026-07-19</w:t>
       <w:br/>
       <w:br/>
     </w:r>

--- a/klagomål/A 22868-2026 FSC-klagomål.docx
+++ b/klagomål/A 22868-2026 FSC-klagomål.docx
@@ -939,7 +939,7 @@
     <w:r>
       <w:tab/>
       <w:tab/>
-      <w:t>2026-07-19</w:t>
+      <w:t>2026-07-20</w:t>
       <w:br/>
       <w:br/>
     </w:r>

--- a/klagomål/A 22868-2026 FSC-klagomål.docx
+++ b/klagomål/A 22868-2026 FSC-klagomål.docx
@@ -939,7 +939,7 @@
     <w:r>
       <w:tab/>
       <w:tab/>
-      <w:t>2026-07-20</w:t>
+      <w:t>2026-07-21</w:t>
       <w:br/>
       <w:br/>
     </w:r>

--- a/klagomål/A 22868-2026 FSC-klagomål.docx
+++ b/klagomål/A 22868-2026 FSC-klagomål.docx
@@ -939,7 +939,7 @@
     <w:r>
       <w:tab/>
       <w:tab/>
-      <w:t>2026-07-21</w:t>
+      <w:t>2026-07-22</w:t>
       <w:br/>
       <w:br/>
     </w:r>

--- a/klagomål/A 22868-2026 FSC-klagomål.docx
+++ b/klagomål/A 22868-2026 FSC-klagomål.docx
@@ -939,7 +939,7 @@
     <w:r>
       <w:tab/>
       <w:tab/>
-      <w:t>2026-07-22</w:t>
+      <w:t>2026-07-23</w:t>
       <w:br/>
       <w:br/>
     </w:r>

--- a/klagomål/A 22868-2026 FSC-klagomål.docx
+++ b/klagomål/A 22868-2026 FSC-klagomål.docx
@@ -939,7 +939,7 @@
     <w:r>
       <w:tab/>
       <w:tab/>
-      <w:t>2026-07-23</w:t>
+      <w:t>2026-07-24</w:t>
       <w:br/>
       <w:br/>
     </w:r>

--- a/klagomål/A 22868-2026 FSC-klagomål.docx
+++ b/klagomål/A 22868-2026 FSC-klagomål.docx
@@ -939,7 +939,7 @@
     <w:r>
       <w:tab/>
       <w:tab/>
-      <w:t>2026-07-24</w:t>
+      <w:t>2026-07-25</w:t>
       <w:br/>
       <w:br/>
     </w:r>

--- a/klagomål/A 22868-2026 FSC-klagomål.docx
+++ b/klagomål/A 22868-2026 FSC-klagomål.docx
@@ -939,7 +939,7 @@
     <w:r>
       <w:tab/>
       <w:tab/>
-      <w:t>2026-07-25</w:t>
+      <w:t>2026-07-26</w:t>
       <w:br/>
       <w:br/>
     </w:r>

--- a/klagomål/A 22868-2026 FSC-klagomål.docx
+++ b/klagomål/A 22868-2026 FSC-klagomål.docx
@@ -939,7 +939,7 @@
     <w:r>
       <w:tab/>
       <w:tab/>
-      <w:t>2026-07-26</w:t>
+      <w:t>2026-07-27</w:t>
       <w:br/>
       <w:br/>
     </w:r>

--- a/klagomål/A 22868-2026 FSC-klagomål.docx
+++ b/klagomål/A 22868-2026 FSC-klagomål.docx
@@ -178,7 +178,7 @@
       <w:r>
         <w:drawing>
           <wp:inline xmlns:a="http://schemas.openxmlformats.org/drawingml/2006/main" xmlns:pic="http://schemas.openxmlformats.org/drawingml/2006/picture">
-            <wp:extent cx="5486400" cy="4740328"/>
+            <wp:extent cx="5486400" cy="4704014"/>
             <wp:docPr id="1" name="Picture 1"/>
             <wp:cNvGraphicFramePr>
               <a:graphicFrameLocks noChangeAspect="1"/>
@@ -199,7 +199,7 @@
                   <pic:spPr>
                     <a:xfrm>
                       <a:off x="0" y="0"/>
-                      <a:ext cx="5486400" cy="4740328"/>
+                      <a:ext cx="5486400" cy="4704014"/>
                     </a:xfrm>
                     <a:prstGeom prst="rect"/>
                   </pic:spPr>
@@ -221,7 +221,7 @@
     </w:p>
     <w:p>
       <w:r>
-        <w:t>I och inom 3 meter från avverkningsanmälan finns fynd av 3 naturvårdsarter, varav 1 är rödlistad, 2 är fridlysta, 2 är typiska (T) och 1 är signalart (S): talltita (NT, §4), grönpyrola (S, T) och tjäder (T, §4). Se Figur 1.</w:t>
+        <w:t>I och inom 3 meter från avverkningsanmälan finns fynd av 7 naturvårdsarter, varav 2 är rödlistade, 6 är fridlysta, 5 är typiska (T) och 1 är signalart (S): björktrast (NT, §4), talltita (NT, §4), grönpyrola (S, T), nattskärra (T, §4), spillkråka (T, §4), tjäder (T, §4) och tofsmes (T, §4). Se Figur 1.</w:t>
       </w:r>
     </w:p>
     <w:p>
@@ -292,10 +292,30 @@
         <w:rPr>
           <w:b/>
         </w:rPr>
-        <w:t>Tjäder (§4)</w:t>
-      </w:r>
-      <w:r>
-        <w:t xml:space="preserve"> omfattas av bilaga 1 och 2 EU:s fågeldirektiv och är typisk art för </w:t>
+        <w:t>Nattskärra (§4)</w:t>
+      </w:r>
+      <w:r>
+        <w:t xml:space="preserve"> hör i ett historiskt perspektiv hemma i utmarkernas glesa, betade skogar, på ljunghedar och brandfält, tallmoar och i anslutning till torra naturbetesmarker i gränsen mot skogen. Numera påträffas arten i första hand i glesa tallskogar på hällmarker, sandfält och kring högmossar. Uppträder ofta i anslutning till hyggen. Hemområdet för häckande nattskärror är enligt brittiska studier 50–200 hektar, men det förekommer att nattskärror flyger över 5 kilometer för att födosöka i särskilt insektsrika miljöer. Nattskärra är fridlyst enligt 4§ artskyddsförordningen, omfattas av bilaga 1 EU:s fågeldirektiv och är typisk art för </w:t>
+      </w:r>
+      <w:r>
+        <w:rPr>
+          <w:i/>
+        </w:rPr>
+        <w:t>9010 Taiga</w:t>
+      </w:r>
+      <w:r>
+        <w:t xml:space="preserve"> (Skogsstyrelsen, 2016; SLU Artdatabanken, 2025).</w:t>
+      </w:r>
+    </w:p>
+    <w:p>
+      <w:r>
+        <w:rPr>
+          <w:b/>
+        </w:rPr>
+        <w:t>Spillkråka (§4)</w:t>
+      </w:r>
+      <w:r>
+        <w:t xml:space="preserve"> omfattas av bilaga 1 i EU:s fågeldirektiv och är typisk art för </w:t>
       </w:r>
       <w:r>
         <w:rPr>
@@ -304,6 +324,35 @@
         <w:t xml:space="preserve">9010 Taiga </w:t>
       </w:r>
       <w:r>
+        <w:t>och</w:t>
+      </w:r>
+      <w:r>
+        <w:rPr>
+          <w:i/>
+        </w:rPr>
+        <w:t xml:space="preserve"> 9740 Skogsbevuxen myr</w:t>
+      </w:r>
+      <w:r>
+        <w:t>. Den behöver grova träd, främst tall, asp och bok som boträd. Skogsbruk med korta omloppstider och täta, homogena ungskogar utgör det största hotet. Spillkråka är en nyckelart i skogliga miljöer vars övergivna bohål utnyttjas av flera andra hålhäckande fågelarter och fladdermöss, däribland pärluggla (EN, §4), knipa (§4), salskrake (§4) och skogsduva (§4). Hökuggla (VU, §4) och slaguggla (§4) häckar ofta i högstubbar som brutits av i höjd med ett gammalt spillkråkebo (SLU Artdatabanken, 2026; Skogsstyrelsen, 2016).</w:t>
+      </w:r>
+    </w:p>
+    <w:p>
+      <w:r>
+        <w:rPr>
+          <w:b/>
+        </w:rPr>
+        <w:t>Tjäder (§4)</w:t>
+      </w:r>
+      <w:r>
+        <w:t xml:space="preserve"> omfattas av bilaga 1 och 2 EU:s fågeldirektiv och är typisk art för </w:t>
+      </w:r>
+      <w:r>
+        <w:rPr>
+          <w:i/>
+        </w:rPr>
+        <w:t xml:space="preserve">9010 Taiga </w:t>
+      </w:r>
+      <w:r>
         <w:t xml:space="preserve">och </w:t>
       </w:r>
       <w:r>
@@ -314,6 +363,26 @@
       </w:r>
       <w:r>
         <w:t>. Tjädern är en utpräglad skogsfågel knuten till större sammanhängande barrskogsområden. Tupparna och hönorna utnyttjar till viss del olika miljöer, och habitatvalet varierar dessutom mellan olika delar av året. För att det ska finnas livskraftiga tjäderbestånd krävs funktionella skogslandskap med en blandning av uppvuxen, gles och luckig skog, täta sumpskogar, myrar och andra små våtmarker. Arten försvinner när skogen fragmenteras och den sammanlagda arealen hyggen och andra öppna områden blir för stor. Ett småskaligt och försiktigt virkesuttag genom hyggesfria metoder kan i vissa fall vara möjligt i området inom 200 m från lekcentrum. Längre ut från lekcentrum, inom 200–500 m bör den avverkade ytan inte överskrida 1 hektar för att undvika alltför stora och snabba förändringar (Skogsstyrelsen, 2019; SLU Artdatabanken, 2024).</w:t>
+      </w:r>
+    </w:p>
+    <w:p>
+      <w:r>
+        <w:rPr>
+          <w:b/>
+        </w:rPr>
+        <w:t>Tofsmes (§4)</w:t>
+      </w:r>
+      <w:r>
+        <w:t xml:space="preserve"> häckar i barr- och blandskog, främst i tallskog. Tofsmes är typisk art för </w:t>
+      </w:r>
+      <w:r>
+        <w:rPr>
+          <w:i/>
+        </w:rPr>
+        <w:t xml:space="preserve">9010 Taiga </w:t>
+      </w:r>
+      <w:r>
+        <w:t>(SLU Artdatabanken, 2025).</w:t>
       </w:r>
     </w:p>
     <w:p>
@@ -422,7 +491,7 @@
         <w:rPr>
           <w:i/>
         </w:rPr>
-        <w:t>I det avverkningsanmälda skogsområdet har 3 naturvårdsarter varav 1 rödlistade arter sina livsmiljöer och växtplatser.</w:t>
+        <w:t>I det avverkningsanmälda skogsområdet har 7 naturvårdsarter varav 2 rödlistade arter sina livsmiljöer och växtplatser.</w:t>
       </w:r>
     </w:p>
     <w:p>
@@ -740,6 +809,78 @@
       </w:r>
       <w:r>
         <w:t>SLU Artdatabanken, Uppsala</w:t>
+      </w:r>
+    </w:p>
+    <w:p>
+      <w:pPr>
+        <w:pStyle w:val="Heading1"/>
+      </w:pPr>
+      <w:r>
+        <w:t>Spillkråka – ekologi samt krav på livsmiljön</w:t>
+      </w:r>
+    </w:p>
+    <w:p>
+      <w:r>
+        <w:t xml:space="preserve">Spillkråka (§4) ingår i bilaga 1 EU:s fågeldirektiv och är typisk art för </w:t>
+      </w:r>
+      <w:r>
+        <w:rPr>
+          <w:i/>
+        </w:rPr>
+        <w:t xml:space="preserve">9010 Taiga </w:t>
+      </w:r>
+      <w:r>
+        <w:t>och</w:t>
+      </w:r>
+      <w:r>
+        <w:rPr>
+          <w:i/>
+        </w:rPr>
+        <w:t xml:space="preserve"> 9740 Skogsbevuxen myr</w:t>
+      </w:r>
+      <w:r>
+        <w:t>. Den lever i både barr- och blandskog liksom i ren lövskog. De tätaste populationerna tenderar att finnas i äldre, variationsrik blandskog med gott om död ved och gamla träd. Varje par utnyttjar 400–1000 hektar skog beroende på skogens kvalitet. Skogsbruk med korta omloppstider och täta, homogena ungskogar utgör det största hotet (SLU Artdatabanken, 2026).</w:t>
+      </w:r>
+    </w:p>
+    <w:p>
+      <w:r>
+        <w:t>Spillkråka är en nyckelart i skogliga miljöer vars övergivna bohål utnyttjas av flera andra hålhäckande fågelarter och fladdermöss, däribland pärluggla (EN, §4), knipa (§4), salskrake (§4) och skogsduva (§4). Hökuggla (VU, §4) och slaguggla (§4) häckar ofta i högstubbar som brutits av i höjd med ett gammalt spillkråkebo (Skogsstyrelsen, 2016).</w:t>
+      </w:r>
+    </w:p>
+    <w:p>
+      <w:pPr>
+        <w:pStyle w:val="Heading2"/>
+      </w:pPr>
+      <w:r>
+        <w:t>Referenser – spillkråka</w:t>
+      </w:r>
+    </w:p>
+    <w:p>
+      <w:r>
+        <w:t xml:space="preserve">Skogsstyrelsen, 2016. </w:t>
+      </w:r>
+      <w:r>
+        <w:rPr>
+          <w:i/>
+        </w:rPr>
+        <w:t xml:space="preserve">Vägledning för hänsyn till spillkråka. </w:t>
+      </w:r>
+      <w:r>
+        <w:t>Vägledningar och kunskapsstöd artskydd – Skogsstyrelsen.</w:t>
+      </w:r>
+    </w:p>
+    <w:p>
+      <w:r>
+        <w:t xml:space="preserve">SLU Artdatabanken, 2026. </w:t>
+      </w:r>
+      <w:r>
+        <w:rPr>
+          <w:i/>
+        </w:rPr>
+        <w:t xml:space="preserve">Artfaktablad. Naturvård – artfakta. </w:t>
+      </w:r>
+      <w:r>
+        <w:t>SLU Artdatabanken, Uppsala.</w:t>
       </w:r>
     </w:p>
     <w:p>
@@ -939,7 +1080,7 @@
     <w:r>
       <w:tab/>
       <w:tab/>
-      <w:t>2026-07-27</w:t>
+      <w:t>2026-07-28</w:t>
       <w:br/>
       <w:br/>
     </w:r>

--- a/klagomål/A 22868-2026 FSC-klagomål.docx
+++ b/klagomål/A 22868-2026 FSC-klagomål.docx
@@ -1080,7 +1080,7 @@
     <w:r>
       <w:tab/>
       <w:tab/>
-      <w:t>2026-07-28</w:t>
+      <w:t>2026-07-29</w:t>
       <w:br/>
       <w:br/>
     </w:r>

--- a/klagomål/A 22868-2026 FSC-klagomål.docx
+++ b/klagomål/A 22868-2026 FSC-klagomål.docx
@@ -178,7 +178,7 @@
       <w:r>
         <w:drawing>
           <wp:inline xmlns:a="http://schemas.openxmlformats.org/drawingml/2006/main" xmlns:pic="http://schemas.openxmlformats.org/drawingml/2006/picture">
-            <wp:extent cx="5486400" cy="4704014"/>
+            <wp:extent cx="5486400" cy="4497303"/>
             <wp:docPr id="1" name="Picture 1"/>
             <wp:cNvGraphicFramePr>
               <a:graphicFrameLocks noChangeAspect="1"/>
@@ -199,7 +199,7 @@
                   <pic:spPr>
                     <a:xfrm>
                       <a:off x="0" y="0"/>
-                      <a:ext cx="5486400" cy="4704014"/>
+                      <a:ext cx="5486400" cy="4497303"/>
                     </a:xfrm>
                     <a:prstGeom prst="rect"/>
                   </pic:spPr>
@@ -216,12 +216,12 @@
         <w:spacing w:after="240"/>
       </w:pPr>
       <w:r>
-        <w:t>Figur 1. Fyndplatser för naturvårdsarter i och inom 3 meter från avverkningsanmälan. Markörer utan svart kant är placerade på fyndplatsen. Markörer med svart kant är placerade vid sidan av fyndplatsen har ett svart streck som visar fyndplatsens exakta position. Kartans mittpunktskoordinat är N 6553205, E 468736 i SWEREF 99 TM.</w:t>
+        <w:t>Figur 1. Fyndplatser för naturvårdsarter i och inom 11 meter från avverkningsanmälan. Markörer utan svart kant är placerade på fyndplatsen. Markörer med svart kant är placerade vid sidan av fyndplatsen har ett svart streck som visar fyndplatsens exakta position. Kartans mittpunktskoordinat är N 6553205, E 468736 i SWEREF 99 TM.</w:t>
       </w:r>
     </w:p>
     <w:p>
       <w:r>
-        <w:t>I och inom 3 meter från avverkningsanmälan finns fynd av 7 naturvårdsarter, varav 2 är rödlistade, 6 är fridlysta, 5 är typiska (T) och 1 är signalart (S): björktrast (NT, §4), talltita (NT, §4), grönpyrola (S, T), nattskärra (T, §4), spillkråka (T, §4), tjäder (T, §4) och tofsmes (T, §4). Se Figur 1.</w:t>
+        <w:t>I och inom 11 meter från avverkningsanmälan finns fynd av 8 naturvårdsarter, varav 3 är rödlistade, 7 är fridlysta, 5 är typiska (T) och 1 är signalart (S): björktrast (NT, §4), nordfladdermus (NT, §4a), talltita (NT, §4), grönpyrola (S, T), nattskärra (T, §4), spillkråka (T, §4), tjäder (T, §4) och tofsmes (T, §4). Se Figur 1.</w:t>
       </w:r>
     </w:p>
     <w:p>
@@ -252,6 +252,17 @@
         <w:rPr>
           <w:b/>
         </w:rPr>
+        <w:t>Nordfladdermus (NT, §4a)</w:t>
+      </w:r>
+      <w:r>
+        <w:t xml:space="preserve"> omfattas av bilaga 4 EU:s art- och habitatdirektiv vilket innebär ett strikt skydd där arten och dess livsmiljöer ska bevaras. Nordfladdermus föredrar variationsrik skog med förekomst av sjöar, vattendrag och våtmarker och hittas framförallt i halvöppna miljöer som trädbärande beteshagar och i kantzoner mellan skog och odlingsmark. Den undviker stora öppna områden som stora hyggen och större sammanhängande planteringar vilket minskar längden bryn och landskapets heterogenitet och därmed födotillgången och mängden lämpliga jaktplatser. Skogsbruksåtgärder som leder till minskad förekomst av äldre, gles skog och då särskilt tillgång på hålträd och träd med löst sittande bark kan leda till brist på koloniplatser och viloplatser. Nordfladdermus har minskat med 27,5 (5–50) % under de senaste 21 åren och minskningstakten för den svenska populationen bedöms vara nära gränsvärdet för Sårbar (VU). (A2bc) (SLU Artdatabanken, 2024; Skogsstyrelsen, 2016).</w:t>
+      </w:r>
+    </w:p>
+    <w:p>
+      <w:r>
+        <w:rPr>
+          <w:b/>
+        </w:rPr>
         <w:t>Talltita (NT, §4)</w:t>
       </w:r>
       <w:r>
@@ -491,7 +502,7 @@
         <w:rPr>
           <w:i/>
         </w:rPr>
-        <w:t>I det avverkningsanmälda skogsområdet har 7 naturvårdsarter varav 2 rödlistade arter sina livsmiljöer och växtplatser.</w:t>
+        <w:t>I det avverkningsanmälda skogsområdet har 8 naturvårdsarter varav 3 rödlistade arter sina livsmiljöer och växtplatser.</w:t>
       </w:r>
     </w:p>
     <w:p>
@@ -689,6 +700,65 @@
       </w:pPr>
       <w:r>
         <w:t>BILAGA 1 – Fridlysta arter</w:t>
+      </w:r>
+    </w:p>
+    <w:p>
+      <w:pPr>
+        <w:pStyle w:val="Heading1"/>
+      </w:pPr>
+      <w:r>
+        <w:t>Nordfladdermus – ekologi samt krav på livsmiljön</w:t>
+      </w:r>
+    </w:p>
+    <w:p>
+      <w:r>
+        <w:t>Nordfladdermus (NT, §4a) omfattas av bilaga 4 EU:s art- och habitatdirektiv vilket innebär ett strikt skydd för arten och dess livsmiljöer. Arten har minskat med 27,5 (5–50) % under de senaste 21 åren och minskningstakten för den svenska populationen bedöms vara nära gränsvärdet för Sårbar (VU). (A2bc) (SLU Artdatabanken, 2024).</w:t>
+      </w:r>
+    </w:p>
+    <w:p>
+      <w:r>
+        <w:t>Nordfladdermus föredrar variationsrik skog med förekomst av sjöar, vattendrag och våtmarker och hittas framförallt i halvöppna miljöer som trädbärande beteshagar och i kantzoner mellan skog och odlingsmark. Den undviker stora öppna områden som stora hyggen och större sammanhängande planteringar vilket minskar längden bryn och landskapets heterogenitet och därmed födotillgången och mängden lämpliga jaktplatser. Skogsbruksåtgärder som leder till minskad förekomst av äldre, gles skog och då särskilt tillgång på hålträd och träd med löst sittande bark kan leda till brist på koloniplatser och viloplatser (SLU Artdatabanken, 2024; Skogsstyrelsen, 2016).</w:t>
+      </w:r>
+    </w:p>
+    <w:p>
+      <w:r>
+        <w:t>Fladdermöss är beroende av hänsyn på landskapsnivå och det är viktigt att alla typer av vatten och våtmarker samt fuktiga skogspartier återställs och bevaras. Sväm- och sumpskog ska alltid sparas, och äldre lövmiljöer bör alltid sparas för födosök, koloniplatser och viloplatser. Utöver kantzoner mot vatten och våtmarker bör tillräckligt breda skyddszoner av uppväxt skog sparas för att skapa och bevara vindskyddade födosöksmiljöer. Genom att binda samman befintliga skogsbestånd med korridorer av uppvuxen skog skapas ett fladdermusvänligt landskap (SLU Artdatabanken, 2024; Skogsstyrelsen, 2016).</w:t>
+      </w:r>
+    </w:p>
+    <w:p>
+      <w:pPr>
+        <w:pStyle w:val="Heading2"/>
+      </w:pPr>
+      <w:r>
+        <w:t>Referenser – nordfladdermus</w:t>
+      </w:r>
+    </w:p>
+    <w:p>
+      <w:r>
+        <w:t xml:space="preserve">Skogsstyrelsen, 2016. </w:t>
+      </w:r>
+      <w:r>
+        <w:rPr>
+          <w:i/>
+        </w:rPr>
+        <w:t xml:space="preserve">Vägledning för hänsyn till nordfladdermus. </w:t>
+      </w:r>
+      <w:r>
+        <w:t>Vägledningar och kunskapsstöd artskydd - Skogsstyrelsen</w:t>
+      </w:r>
+    </w:p>
+    <w:p>
+      <w:r>
+        <w:t>SLU Artdatabanken, 2024.</w:t>
+      </w:r>
+      <w:r>
+        <w:rPr>
+          <w:i/>
+        </w:rPr>
+        <w:t xml:space="preserve">  Artfakta: nordfladdermus (Eptesicus nilssonii). </w:t>
+      </w:r>
+      <w:r>
+        <w:t>https://artfakta.se/taxa/205998</w:t>
       </w:r>
     </w:p>
     <w:p>
@@ -1080,7 +1150,7 @@
     <w:r>
       <w:tab/>
       <w:tab/>
-      <w:t>2026-07-29</w:t>
+      <w:t>2026-07-30</w:t>
       <w:br/>
       <w:br/>
     </w:r>

--- a/klagomål/A 22868-2026 FSC-klagomål.docx
+++ b/klagomål/A 22868-2026 FSC-klagomål.docx
@@ -1150,7 +1150,7 @@
     <w:r>
       <w:tab/>
       <w:tab/>
-      <w:t>2026-07-30</w:t>
+      <w:t>2026-07-31</w:t>
       <w:br/>
       <w:br/>
     </w:r>

--- a/klagomål/A 22868-2026 FSC-klagomål.docx
+++ b/klagomål/A 22868-2026 FSC-klagomål.docx
@@ -1150,7 +1150,7 @@
     <w:r>
       <w:tab/>
       <w:tab/>
-      <w:t>2026-07-31</w:t>
+      <w:t>2026-08-01</w:t>
       <w:br/>
       <w:br/>
     </w:r>

--- a/klagomål/A 22868-2026 FSC-klagomål.docx
+++ b/klagomål/A 22868-2026 FSC-klagomål.docx
@@ -1150,7 +1150,7 @@
     <w:r>
       <w:tab/>
       <w:tab/>
-      <w:t>2026-08-01</w:t>
+      <w:t>2026-08-02</w:t>
       <w:br/>
       <w:br/>
     </w:r>

--- a/klagomål/A 22868-2026 FSC-klagomål.docx
+++ b/klagomål/A 22868-2026 FSC-klagomål.docx
@@ -1150,7 +1150,7 @@
     <w:r>
       <w:tab/>
       <w:tab/>
-      <w:t>2026-08-02</w:t>
+      <w:t>2026-08-03</w:t>
       <w:br/>
       <w:br/>
     </w:r>

--- a/klagomål/A 22868-2026 FSC-klagomål.docx
+++ b/klagomål/A 22868-2026 FSC-klagomål.docx
@@ -1150,7 +1150,7 @@
     <w:r>
       <w:tab/>
       <w:tab/>
-      <w:t>2026-08-03</w:t>
+      <w:t>2026-08-04</w:t>
       <w:br/>
       <w:br/>
     </w:r>

--- a/klagomål/A 22868-2026 FSC-klagomål.docx
+++ b/klagomål/A 22868-2026 FSC-klagomål.docx
@@ -1150,7 +1150,7 @@
     <w:r>
       <w:tab/>
       <w:tab/>
-      <w:t>2026-08-04</w:t>
+      <w:t>2026-08-05</w:t>
       <w:br/>
       <w:br/>
     </w:r>

--- a/klagomål/A 22868-2026 FSC-klagomål.docx
+++ b/klagomål/A 22868-2026 FSC-klagomål.docx
@@ -1150,7 +1150,7 @@
     <w:r>
       <w:tab/>
       <w:tab/>
-      <w:t>2026-08-05</w:t>
+      <w:t>2026-08-07</w:t>
       <w:br/>
       <w:br/>
     </w:r>

--- a/klagomål/A 22868-2026 FSC-klagomål.docx
+++ b/klagomål/A 22868-2026 FSC-klagomål.docx
@@ -1150,7 +1150,7 @@
     <w:r>
       <w:tab/>
       <w:tab/>
-      <w:t>2026-08-07</w:t>
+      <w:t>2026-08-08</w:t>
       <w:br/>
       <w:br/>
     </w:r>

--- a/klagomål/A 22868-2026 FSC-klagomål.docx
+++ b/klagomål/A 22868-2026 FSC-klagomål.docx
@@ -178,7 +178,7 @@
       <w:r>
         <w:drawing>
           <wp:inline xmlns:a="http://schemas.openxmlformats.org/drawingml/2006/main" xmlns:pic="http://schemas.openxmlformats.org/drawingml/2006/picture">
-            <wp:extent cx="5486400" cy="4740328"/>
+            <wp:extent cx="5486400" cy="4497303"/>
             <wp:docPr id="1" name="Picture 1"/>
             <wp:cNvGraphicFramePr>
               <a:graphicFrameLocks noChangeAspect="1"/>
@@ -199,7 +199,7 @@
                   <pic:spPr>
                     <a:xfrm>
                       <a:off x="0" y="0"/>
-                      <a:ext cx="5486400" cy="4740328"/>
+                      <a:ext cx="5486400" cy="4497303"/>
                     </a:xfrm>
                     <a:prstGeom prst="rect"/>
                   </pic:spPr>
@@ -216,12 +216,12 @@
         <w:spacing w:after="240"/>
       </w:pPr>
       <w:r>
-        <w:t>Figur 1. Fyndplatser för naturvårdsarter i och inom 3 meter från avverkningsanmälan. Markörer utan svart kant är placerade på fyndplatsen. Markörer med svart kant är placerade vid sidan av fyndplatsen har ett svart streck som visar fyndplatsens exakta position. Kartans mittpunktskoordinat är N 6553205, E 468736 i SWEREF 99 TM.</w:t>
+        <w:t>Figur 1. Fyndplatser för naturvårdsarter i och inom 11 meter från avverkningsanmälan. Markörer utan svart kant är placerade på fyndplatsen. Markörer med svart kant är placerade vid sidan av fyndplatsen och har ett svart streck som visar fyndplatsens exakta position. Kartans mittpunktskoordinat är N 6553205, E 468736 i SWEREF 99 TM.</w:t>
       </w:r>
     </w:p>
     <w:p>
       <w:r>
-        <w:t>I och inom 3 meter från avverkningsanmälan finns fynd av 3 naturvårdsarter, varav 1 är rödlistad, 2 är fridlysta, 2 är typiska (T) och 1 är signalart (S): talltita (NT, §4), grönpyrola (S, T) och tjäder (T, §4). Se Figur 1.</w:t>
+        <w:t>I och inom 11 meter från avverkningsanmälan finns fynd av 8 naturvårdsarter, varav 3 är rödlistade, 7 är fridlysta, 5 är typiska (T) och 1 är signalart (S): björktrast (NT, §4), nordfladdermus (NT, §4a), talltita (NT, §4), grönpyrola (S, T), nattskärra (T, §4), spillkråka (T, §4), tjäder (T, §4) och tofsmes (T, §4). Se Figur 1.</w:t>
       </w:r>
     </w:p>
     <w:p>
@@ -252,6 +252,17 @@
         <w:rPr>
           <w:b/>
         </w:rPr>
+        <w:t>Nordfladdermus (NT, §4a)</w:t>
+      </w:r>
+      <w:r>
+        <w:t xml:space="preserve"> omfattas av bilaga 4 EU:s art- och habitatdirektiv vilket innebär ett strikt skydd där arten och dess livsmiljöer ska bevaras. Nordfladdermus föredrar variationsrik skog med förekomst av sjöar, vattendrag och våtmarker och hittas framförallt i halvöppna miljöer som trädbärande beteshagar och i kantzoner mellan skog och odlingsmark. Den undviker stora öppna områden som stora hyggen och större sammanhängande planteringar vilket minskar längden bryn och landskapets heterogenitet och därmed födotillgången och mängden lämpliga jaktplatser. Skogsbruksåtgärder som leder till minskad förekomst av äldre, gles skog och då särskilt tillgång på hålträd och träd med löst sittande bark kan leda till brist på koloniplatser och viloplatser. Nordfladdermus har minskat med 27,5 (5–50) % under de senaste 21 åren och minskningstakten för den svenska populationen bedöms vara nära gränsvärdet för Sårbar (VU). (A2bc) (SLU Artdatabanken, 2024; Skogsstyrelsen, 2016).</w:t>
+      </w:r>
+    </w:p>
+    <w:p>
+      <w:r>
+        <w:rPr>
+          <w:b/>
+        </w:rPr>
         <w:t>Talltita (NT, §4)</w:t>
       </w:r>
       <w:r>
@@ -292,10 +303,30 @@
         <w:rPr>
           <w:b/>
         </w:rPr>
-        <w:t>Tjäder (§4)</w:t>
-      </w:r>
-      <w:r>
-        <w:t xml:space="preserve"> omfattas av bilaga 1 och 2 EU:s fågeldirektiv och är typisk art för </w:t>
+        <w:t>Nattskärra (§4)</w:t>
+      </w:r>
+      <w:r>
+        <w:t xml:space="preserve"> hör i ett historiskt perspektiv hemma i utmarkernas glesa, betade skogar, på ljunghedar och brandfält, tallmoar och i anslutning till torra naturbetesmarker i gränsen mot skogen. Numera påträffas arten i första hand i glesa tallskogar på hällmarker, sandfält och kring högmossar. Uppträder ofta i anslutning till hyggen. Hemområdet för häckande nattskärror är enligt brittiska studier 50–200 hektar, men det förekommer att nattskärror flyger över 5 kilometer för att födosöka i särskilt insektsrika miljöer. Nattskärra är fridlyst enligt 4§ artskyddsförordningen, omfattas av bilaga 1 EU:s fågeldirektiv och är typisk art för </w:t>
+      </w:r>
+      <w:r>
+        <w:rPr>
+          <w:i/>
+        </w:rPr>
+        <w:t>9010 Taiga</w:t>
+      </w:r>
+      <w:r>
+        <w:t xml:space="preserve"> (Skogsstyrelsen, 2016; SLU Artdatabanken, 2025).</w:t>
+      </w:r>
+    </w:p>
+    <w:p>
+      <w:r>
+        <w:rPr>
+          <w:b/>
+        </w:rPr>
+        <w:t>Spillkråka (§4)</w:t>
+      </w:r>
+      <w:r>
+        <w:t xml:space="preserve"> omfattas av bilaga 1 i EU:s fågeldirektiv och är typisk art för </w:t>
       </w:r>
       <w:r>
         <w:rPr>
@@ -304,6 +335,35 @@
         <w:t xml:space="preserve">9010 Taiga </w:t>
       </w:r>
       <w:r>
+        <w:t>och</w:t>
+      </w:r>
+      <w:r>
+        <w:rPr>
+          <w:i/>
+        </w:rPr>
+        <w:t xml:space="preserve"> 9740 Skogsbevuxen myr</w:t>
+      </w:r>
+      <w:r>
+        <w:t>. Den behöver grova träd, främst tall, asp och bok som boträd. Skogsbruk med korta omloppstider och täta, homogena ungskogar utgör det största hotet. Spillkråka är en nyckelart i skogliga miljöer vars övergivna bohål utnyttjas av flera andra hålhäckande fågelarter och fladdermöss, däribland pärluggla (EN, §4), knipa (§4), salskrake (§4) och skogsduva (§4). Hökuggla (VU, §4) och slaguggla (§4) häckar ofta i högstubbar som brutits av i höjd med ett gammalt spillkråkebo (SLU Artdatabanken, 2026; Skogsstyrelsen, 2016).</w:t>
+      </w:r>
+    </w:p>
+    <w:p>
+      <w:r>
+        <w:rPr>
+          <w:b/>
+        </w:rPr>
+        <w:t>Tjäder (§4)</w:t>
+      </w:r>
+      <w:r>
+        <w:t xml:space="preserve"> omfattas av bilaga 1 och 2 EU:s fågeldirektiv och är typisk art för </w:t>
+      </w:r>
+      <w:r>
+        <w:rPr>
+          <w:i/>
+        </w:rPr>
+        <w:t xml:space="preserve">9010 Taiga </w:t>
+      </w:r>
+      <w:r>
         <w:t xml:space="preserve">och </w:t>
       </w:r>
       <w:r>
@@ -314,6 +374,26 @@
       </w:r>
       <w:r>
         <w:t>. Tjädern är en utpräglad skogsfågel knuten till större sammanhängande barrskogsområden. Tupparna och hönorna utnyttjar till viss del olika miljöer, och habitatvalet varierar dessutom mellan olika delar av året. För att det ska finnas livskraftiga tjäderbestånd krävs funktionella skogslandskap med en blandning av uppvuxen, gles och luckig skog, täta sumpskogar, myrar och andra små våtmarker. Arten försvinner när skogen fragmenteras och den sammanlagda arealen hyggen och andra öppna områden blir för stor. Ett småskaligt och försiktigt virkesuttag genom hyggesfria metoder kan i vissa fall vara möjligt i området inom 200 m från lekcentrum. Längre ut från lekcentrum, inom 200–500 m bör den avverkade ytan inte överskrida 1 hektar för att undvika alltför stora och snabba förändringar (Skogsstyrelsen, 2019; SLU Artdatabanken, 2024).</w:t>
+      </w:r>
+    </w:p>
+    <w:p>
+      <w:r>
+        <w:rPr>
+          <w:b/>
+        </w:rPr>
+        <w:t>Tofsmes (§4)</w:t>
+      </w:r>
+      <w:r>
+        <w:t xml:space="preserve"> häckar i barr- och blandskog, främst i tallskog. Tofsmes är typisk art för </w:t>
+      </w:r>
+      <w:r>
+        <w:rPr>
+          <w:i/>
+        </w:rPr>
+        <w:t xml:space="preserve">9010 Taiga </w:t>
+      </w:r>
+      <w:r>
+        <w:t>(SLU Artdatabanken, 2025).</w:t>
       </w:r>
     </w:p>
     <w:p>
@@ -422,7 +502,7 @@
         <w:rPr>
           <w:i/>
         </w:rPr>
-        <w:t>I det avverkningsanmälda skogsområdet har 3 naturvårdsarter varav 1 rödlistade arter sina livsmiljöer och växtplatser.</w:t>
+        <w:t>I det avverkningsanmälda skogsområdet har 8 naturvårdsarter varav 3 rödlistade arter sina livsmiljöer och växtplatser.</w:t>
       </w:r>
     </w:p>
     <w:p>
@@ -627,27 +707,22 @@
         <w:pStyle w:val="Heading1"/>
       </w:pPr>
       <w:r>
-        <w:t>Talltita – ekologi samt krav på livsmiljön</w:t>
+        <w:t>Nordfladdermus – ekologi samt krav på livsmiljön</w:t>
       </w:r>
     </w:p>
     <w:p>
       <w:r>
-        <w:t>Talltita är rödlistad som NT, fridlyst och prioriterad art i Skogsvårdslagen. Den omfattas av EU:s fågeldirektiv. Arten har minskat kraftigt de senaste 30 åren och minskningstakten innevarande 10-årsperiod beräknas till 20 (10–30) % (SLU Artdatabanken, 2022).</w:t>
+        <w:t>Nordfladdermus (NT, §4a) omfattas av bilaga 4 EU:s art- och habitatdirektiv vilket innebär ett strikt skydd för arten och dess livsmiljöer. Arten har minskat med 27,5 (5–50) % under de senaste 21 åren och minskningstakten för den svenska populationen bedöms vara nära gränsvärdet för Sårbar (VU). (A2bc) (SLU Artdatabanken, 2024).</w:t>
       </w:r>
     </w:p>
     <w:p>
       <w:r>
-        <w:t>Talltita föredrar större sammanhängande barrskogar, och finns såväl i tallskog som granskog och i lövblandad barrskog. Skogens struktur är viktig och ska helst vara flerskiktad med riklig underväxt av mindre granar, björk och andra lövträd och buskar. Tillgång på murknande högstubbar är särskilt viktig, eftersom talltitan helst själv hackar ut sitt bohål (SLU Artdatabanken, 2022).</w:t>
+        <w:t>Nordfladdermus föredrar variationsrik skog med förekomst av sjöar, vattendrag och våtmarker och hittas framförallt i halvöppna miljöer som trädbärande beteshagar och i kantzoner mellan skog och odlingsmark. Den undviker stora öppna områden som stora hyggen och större sammanhängande planteringar vilket minskar längden bryn och landskapets heterogenitet och därmed födotillgången och mängden lämpliga jaktplatser. Skogsbruksåtgärder som leder till minskad förekomst av äldre, gles skog och då särskilt tillgång på hålträd och träd med löst sittande bark kan leda till brist på koloniplatser och viloplatser (SLU Artdatabanken, 2024; Skogsstyrelsen, 2016).</w:t>
       </w:r>
     </w:p>
     <w:p>
       <w:r>
-        <w:t>Det finns flera studier som visar att talltita är känslig för gallring och inte överlever när dess livsmiljö kalavverkas (Eggers and Low, 2014; Griesser et al., 2007; Klein, 2020). Talltitans revir är förhållandevis stora, 10–20 hektar och arten missgynnas när skogen fragmenteras. Kalavverkning av större delar av reviret innebär att det överges (Artdatabanken, 2021).</w:t>
-      </w:r>
-    </w:p>
-    <w:p>
-      <w:r>
-        <w:t>Talltitan är synnerligen trogen sitt revir så länge paret lever och biotopen förblir intakt. Paret stannar i sitt revir året om. En förlust av ett revir har därför en stor inverkan på den lokala populationen och trakthyggesbruket anses vara orsak till den svenska populationens kraftiga minskning. Talltiteparets revirtrohet innebär att närhelst under året man observerar en adult talltita så ingår denna plats i reviret (Siffczyk et al., 2003; Ekman, 1979).</w:t>
+        <w:t>Fladdermöss är beroende av hänsyn på landskapsnivå och det är viktigt att alla typer av vatten och våtmarker samt fuktiga skogspartier återställs och bevaras. Sväm- och sumpskog ska alltid sparas, och äldre lövmiljöer bör alltid sparas för födosök, koloniplatser och viloplatser. Utöver kantzoner mot vatten och våtmarker bör tillräckligt breda skyddszoner av uppväxt skog sparas för att skapa och bevara vindskyddade födosöksmiljöer. Genom att binda samman befintliga skogsbestånd med korridorer av uppvuxen skog skapas ett fladdermusvänligt landskap (SLU Artdatabanken, 2024; Skogsstyrelsen, 2016).</w:t>
       </w:r>
     </w:p>
     <w:p>
@@ -655,6 +730,70 @@
         <w:pStyle w:val="Heading2"/>
       </w:pPr>
       <w:r>
+        <w:t>Referenser – nordfladdermus</w:t>
+      </w:r>
+    </w:p>
+    <w:p>
+      <w:r>
+        <w:t xml:space="preserve">Skogsstyrelsen, 2016. </w:t>
+      </w:r>
+      <w:r>
+        <w:rPr>
+          <w:i/>
+        </w:rPr>
+        <w:t xml:space="preserve">Vägledning för hänsyn till nordfladdermus. </w:t>
+      </w:r>
+      <w:r>
+        <w:t>Vägledningar och kunskapsstöd artskydd - Skogsstyrelsen</w:t>
+      </w:r>
+    </w:p>
+    <w:p>
+      <w:r>
+        <w:t>SLU Artdatabanken, 2024.</w:t>
+      </w:r>
+      <w:r>
+        <w:rPr>
+          <w:i/>
+        </w:rPr>
+        <w:t xml:space="preserve">  Artfakta: nordfladdermus (Eptesicus nilssonii). </w:t>
+      </w:r>
+      <w:r>
+        <w:t>https://artfakta.se/taxa/205998</w:t>
+      </w:r>
+    </w:p>
+    <w:p>
+      <w:pPr>
+        <w:pStyle w:val="Heading1"/>
+      </w:pPr>
+      <w:r>
+        <w:t>Talltita – ekologi samt krav på livsmiljön</w:t>
+      </w:r>
+    </w:p>
+    <w:p>
+      <w:r>
+        <w:t>Talltita är rödlistad som NT, fridlyst och prioriterad art i Skogsvårdslagen. Den omfattas av EU:s fågeldirektiv. Arten har minskat kraftigt de senaste 30 åren och minskningstakten innevarande 10-årsperiod beräknas till 20 (10–30) % (SLU Artdatabanken, 2022).</w:t>
+      </w:r>
+    </w:p>
+    <w:p>
+      <w:r>
+        <w:t>Talltita föredrar större sammanhängande barrskogar, och finns såväl i tallskog som granskog och i lövblandad barrskog. Skogens struktur är viktig och ska helst vara flerskiktad med riklig underväxt av mindre granar, björk och andra lövträd och buskar. Tillgång på murknande högstubbar är särskilt viktig, eftersom talltitan helst själv hackar ut sitt bohål (SLU Artdatabanken, 2022).</w:t>
+      </w:r>
+    </w:p>
+    <w:p>
+      <w:r>
+        <w:t>Det finns flera studier som visar att talltita är känslig för gallring och inte överlever när dess livsmiljö kalavverkas (Eggers and Low, 2014; Griesser et al., 2007; Klein, 2020). Talltitans revir är förhållandevis stora, 10–20 hektar och arten missgynnas när skogen fragmenteras. Kalavverkning av större delar av reviret innebär att det överges (Artdatabanken, 2021).</w:t>
+      </w:r>
+    </w:p>
+    <w:p>
+      <w:r>
+        <w:t>Talltitan är synnerligen trogen sitt revir så länge paret lever och biotopen förblir intakt. Paret stannar i sitt revir året om. En förlust av ett revir har därför en stor inverkan på den lokala populationen och trakthyggesbruket anses vara orsak till den svenska populationens kraftiga minskning. Talltiteparets revirtrohet innebär att närhelst under året man observerar en adult talltita så ingår denna plats i reviret (Siffczyk et al., 2003; Ekman, 1979).</w:t>
+      </w:r>
+    </w:p>
+    <w:p>
+      <w:pPr>
+        <w:pStyle w:val="Heading2"/>
+      </w:pPr>
+      <w:r>
         <w:t>Referenser – talltita</w:t>
       </w:r>
     </w:p>
@@ -740,6 +879,78 @@
       </w:r>
       <w:r>
         <w:t>SLU Artdatabanken, Uppsala</w:t>
+      </w:r>
+    </w:p>
+    <w:p>
+      <w:pPr>
+        <w:pStyle w:val="Heading1"/>
+      </w:pPr>
+      <w:r>
+        <w:t>Spillkråka – ekologi samt krav på livsmiljön</w:t>
+      </w:r>
+    </w:p>
+    <w:p>
+      <w:r>
+        <w:t xml:space="preserve">Spillkråka (§4) ingår i bilaga 1 EU:s fågeldirektiv och är typisk art för </w:t>
+      </w:r>
+      <w:r>
+        <w:rPr>
+          <w:i/>
+        </w:rPr>
+        <w:t xml:space="preserve">9010 Taiga </w:t>
+      </w:r>
+      <w:r>
+        <w:t>och</w:t>
+      </w:r>
+      <w:r>
+        <w:rPr>
+          <w:i/>
+        </w:rPr>
+        <w:t xml:space="preserve"> 9740 Skogsbevuxen myr</w:t>
+      </w:r>
+      <w:r>
+        <w:t>. Den lever i både barr- och blandskog liksom i ren lövskog. De tätaste populationerna tenderar att finnas i äldre, variationsrik blandskog med gott om död ved och gamla träd. Varje par utnyttjar 400–1000 hektar skog beroende på skogens kvalitet. Skogsbruk med korta omloppstider och täta, homogena ungskogar utgör det största hotet (SLU Artdatabanken, 2026).</w:t>
+      </w:r>
+    </w:p>
+    <w:p>
+      <w:r>
+        <w:t>Spillkråka är en nyckelart i skogliga miljöer vars övergivna bohål utnyttjas av flera andra hålhäckande fågelarter och fladdermöss, däribland pärluggla (EN, §4), knipa (§4), salskrake (§4) och skogsduva (§4). Hökuggla (VU, §4) och slaguggla (§4) häckar ofta i högstubbar som brutits av i höjd med ett gammalt spillkråkebo (Skogsstyrelsen, 2016).</w:t>
+      </w:r>
+    </w:p>
+    <w:p>
+      <w:pPr>
+        <w:pStyle w:val="Heading2"/>
+      </w:pPr>
+      <w:r>
+        <w:t>Referenser – spillkråka</w:t>
+      </w:r>
+    </w:p>
+    <w:p>
+      <w:r>
+        <w:t xml:space="preserve">Skogsstyrelsen, 2016. </w:t>
+      </w:r>
+      <w:r>
+        <w:rPr>
+          <w:i/>
+        </w:rPr>
+        <w:t xml:space="preserve">Vägledning för hänsyn till spillkråka. </w:t>
+      </w:r>
+      <w:r>
+        <w:t>Vägledningar och kunskapsstöd artskydd – Skogsstyrelsen.</w:t>
+      </w:r>
+    </w:p>
+    <w:p>
+      <w:r>
+        <w:t xml:space="preserve">SLU Artdatabanken, 2026. </w:t>
+      </w:r>
+      <w:r>
+        <w:rPr>
+          <w:i/>
+        </w:rPr>
+        <w:t xml:space="preserve">Artfaktablad. Naturvård – artfakta. </w:t>
+      </w:r>
+      <w:r>
+        <w:t>SLU Artdatabanken, Uppsala.</w:t>
       </w:r>
     </w:p>
     <w:p>
@@ -939,7 +1150,7 @@
     <w:r>
       <w:tab/>
       <w:tab/>
-      <w:t>2026-08-14</w:t>
+      <w:t>2026-08-15</w:t>
       <w:br/>
       <w:br/>
     </w:r>

--- a/klagomål/A 22868-2026 FSC-klagomål.docx
+++ b/klagomål/A 22868-2026 FSC-klagomål.docx
@@ -1150,7 +1150,7 @@
     <w:r>
       <w:tab/>
       <w:tab/>
-      <w:t>2026-08-15</w:t>
+      <w:t>2026-08-16</w:t>
       <w:br/>
       <w:br/>
     </w:r>

--- a/klagomål/A 22868-2026 FSC-klagomål.docx
+++ b/klagomål/A 22868-2026 FSC-klagomål.docx
@@ -1150,7 +1150,7 @@
     <w:r>
       <w:tab/>
       <w:tab/>
-      <w:t>2026-08-16</w:t>
+      <w:t>2026-08-17</w:t>
       <w:br/>
       <w:br/>
     </w:r>

--- a/klagomål/A 22868-2026 FSC-klagomål.docx
+++ b/klagomål/A 22868-2026 FSC-klagomål.docx
@@ -1150,7 +1150,7 @@
     <w:r>
       <w:tab/>
       <w:tab/>
-      <w:t>2026-08-17</w:t>
+      <w:t>2026-08-18</w:t>
       <w:br/>
       <w:br/>
     </w:r>

--- a/klagomål/A 22868-2026 FSC-klagomål.docx
+++ b/klagomål/A 22868-2026 FSC-klagomål.docx
@@ -1150,7 +1150,7 @@
     <w:r>
       <w:tab/>
       <w:tab/>
-      <w:t>2026-08-18</w:t>
+      <w:t>2026-08-19</w:t>
       <w:br/>
       <w:br/>
     </w:r>

--- a/klagomål/A 22868-2026 FSC-klagomål.docx
+++ b/klagomål/A 22868-2026 FSC-klagomål.docx
@@ -1150,7 +1150,7 @@
     <w:r>
       <w:tab/>
       <w:tab/>
-      <w:t>2026-08-19</w:t>
+      <w:t>2026-08-20</w:t>
       <w:br/>
       <w:br/>
     </w:r>

--- a/klagomål/A 22868-2026 FSC-klagomål.docx
+++ b/klagomål/A 22868-2026 FSC-klagomål.docx
@@ -1150,7 +1150,7 @@
     <w:r>
       <w:tab/>
       <w:tab/>
-      <w:t>2026-08-20</w:t>
+      <w:t>2026-08-21</w:t>
       <w:br/>
       <w:br/>
     </w:r>

--- a/klagomål/A 22868-2026 FSC-klagomål.docx
+++ b/klagomål/A 22868-2026 FSC-klagomål.docx
@@ -1150,7 +1150,7 @@
     <w:r>
       <w:tab/>
       <w:tab/>
-      <w:t>2026-08-21</w:t>
+      <w:t>2026-08-22</w:t>
       <w:br/>
       <w:br/>
     </w:r>
